--- a/文档说明/同一身份证诊断覆盖问题解决说明.docx
+++ b/文档说明/同一身份证诊断覆盖问题解决说明.docx
@@ -549,11 +549,477 @@
       </w:r>
     </w:p>
     <w:p>
+      <w:pPr>
+        <w:rPr>
+          <w:rFonts w:hint="eastAsia"/>
+          <w:lang w:val="en-US" w:eastAsia="zh-CN"/>
+        </w:rPr>
+      </w:pPr>
       <w:r>
         <w:rPr>
           <w:rFonts w:hint="eastAsia"/>
         </w:rPr>
         <w:t>• 文件：PatientRegister.vue</w:t>
+      </w:r>
+      <w:r>
+        <w:rPr>
+          <w:rFonts w:hint="eastAsia"/>
+        </w:rPr>
+        <w:br w:type="textWrapping"/>
+      </w:r>
+      <w:r>
+        <w:rPr>
+          <w:rFonts w:hint="eastAsia"/>
+        </w:rPr>
+        <w:br w:type="textWrapping"/>
+      </w:r>
+      <w:r>
+        <w:rPr>
+          <w:rFonts w:hint="eastAsia"/>
+        </w:rPr>
+        <w:br w:type="textWrapping"/>
+      </w:r>
+      <w:r>
+        <w:rPr>
+          <w:rFonts w:hint="eastAsia"/>
+          <w:lang w:val="en-US" w:eastAsia="zh-CN"/>
+        </w:rPr>
+        <w:t>完整流程：</w:t>
+      </w:r>
+    </w:p>
+    <w:p>
+      <w:pPr>
+        <w:rPr>
+          <w:rFonts w:hint="default"/>
+          <w:lang w:val="en-US" w:eastAsia="zh-CN"/>
+        </w:rPr>
+      </w:pPr>
+      <w:r>
+        <w:rPr>
+          <w:rFonts w:hint="default"/>
+          <w:lang w:val="en-US" w:eastAsia="zh-CN"/>
+        </w:rPr>
+        <w:t>PatientRegister.vue</w:t>
+      </w:r>
+    </w:p>
+    <w:p>
+      <w:pPr>
+        <w:rPr>
+          <w:rFonts w:hint="default"/>
+          <w:lang w:val="en-US" w:eastAsia="zh-CN"/>
+        </w:rPr>
+      </w:pPr>
+      <w:r>
+        <w:rPr>
+          <w:rFonts w:hint="default"/>
+          <w:lang w:val="en-US" w:eastAsia="zh-CN"/>
+        </w:rPr>
+        <w:t>• 保存患者后写入 current_patient_id、current_patient_idCard</w:t>
+      </w:r>
+    </w:p>
+    <w:p>
+      <w:pPr>
+        <w:rPr>
+          <w:rFonts w:hint="default"/>
+          <w:lang w:val="en-US" w:eastAsia="zh-CN"/>
+        </w:rPr>
+      </w:pPr>
+      <w:r>
+        <w:rPr>
+          <w:rFonts w:hint="default"/>
+          <w:lang w:val="en-US" w:eastAsia="zh-CN"/>
+        </w:rPr>
+        <w:t>• 清理旧会话：current_case_id/current_archive_no/current_case_patient_id</w:t>
+      </w:r>
+    </w:p>
+    <w:p>
+      <w:pPr>
+        <w:rPr>
+          <w:rFonts w:hint="default"/>
+          <w:lang w:val="en-US" w:eastAsia="zh-CN"/>
+        </w:rPr>
+      </w:pPr>
+      <w:r>
+        <w:rPr>
+          <w:rFonts w:hint="default"/>
+          <w:lang w:val="en-US" w:eastAsia="zh-CN"/>
+        </w:rPr>
+        <w:t>2. 进入 DetectSelect.vue</w:t>
+      </w:r>
+    </w:p>
+    <w:p>
+      <w:pPr>
+        <w:rPr>
+          <w:rFonts w:hint="default"/>
+          <w:lang w:val="en-US" w:eastAsia="zh-CN"/>
+        </w:rPr>
+      </w:pPr>
+      <w:r>
+        <w:rPr>
+          <w:rFonts w:hint="default"/>
+          <w:lang w:val="en-US" w:eastAsia="zh-CN"/>
+        </w:rPr>
+        <w:t>• 调 POST /api/diagnosis/session/start</w:t>
+      </w:r>
+    </w:p>
+    <w:p>
+      <w:pPr>
+        <w:rPr>
+          <w:rFonts w:hint="default"/>
+          <w:lang w:val="en-US" w:eastAsia="zh-CN"/>
+        </w:rPr>
+      </w:pPr>
+      <w:r>
+        <w:rPr>
+          <w:rFonts w:hint="default"/>
+          <w:lang w:val="en-US" w:eastAsia="zh-CN"/>
+        </w:rPr>
+        <w:t>• 后端 DiagnosisSessionController：先插入一条新 diagnosis，拿到自增 id</w:t>
+      </w:r>
+    </w:p>
+    <w:p>
+      <w:pPr>
+        <w:rPr>
+          <w:rFonts w:hint="default"/>
+          <w:lang w:val="en-US" w:eastAsia="zh-CN"/>
+        </w:rPr>
+      </w:pPr>
+      <w:r>
+        <w:rPr>
+          <w:rFonts w:hint="default"/>
+          <w:lang w:val="en-US" w:eastAsia="zh-CN"/>
+        </w:rPr>
+        <w:t>• 返回 caseId = diagnosis.id</w:t>
+      </w:r>
+    </w:p>
+    <w:p>
+      <w:pPr>
+        <w:rPr>
+          <w:rFonts w:hint="default"/>
+          <w:lang w:val="en-US" w:eastAsia="zh-CN"/>
+        </w:rPr>
+      </w:pPr>
+      <w:r>
+        <w:rPr>
+          <w:rFonts w:hint="default"/>
+          <w:lang w:val="en-US" w:eastAsia="zh-CN"/>
+        </w:rPr>
+        <w:t>• 前端存 localStorage.current_case_id</w:t>
+      </w:r>
+    </w:p>
+    <w:p>
+      <w:pPr>
+        <w:rPr>
+          <w:rFonts w:hint="default"/>
+          <w:lang w:val="en-US" w:eastAsia="zh-CN"/>
+        </w:rPr>
+      </w:pPr>
+      <w:r>
+        <w:rPr>
+          <w:rFonts w:hint="default"/>
+          <w:lang w:val="en-US" w:eastAsia="zh-CN"/>
+        </w:rPr>
+        <w:t>3. 跳转各诊断页面（望/闻/问/切）</w:t>
+      </w:r>
+    </w:p>
+    <w:p>
+      <w:pPr>
+        <w:rPr>
+          <w:rFonts w:hint="default"/>
+          <w:lang w:val="en-US" w:eastAsia="zh-CN"/>
+        </w:rPr>
+      </w:pPr>
+      <w:r>
+        <w:rPr>
+          <w:rFonts w:hint="default"/>
+          <w:lang w:val="en-US" w:eastAsia="zh-CN"/>
+        </w:rPr>
+        <w:t>• 路由 query 携带 caseId</w:t>
+      </w:r>
+    </w:p>
+    <w:p>
+      <w:pPr>
+        <w:rPr>
+          <w:rFonts w:hint="default"/>
+          <w:lang w:val="en-US" w:eastAsia="zh-CN"/>
+        </w:rPr>
+      </w:pPr>
+      <w:r>
+        <w:rPr>
+          <w:rFonts w:hint="default"/>
+          <w:lang w:val="en-US" w:eastAsia="zh-CN"/>
+        </w:rPr>
+        <w:t>4. 望诊提交 Wang.vue -&gt; /api/detect/wang</w:t>
+      </w:r>
+    </w:p>
+    <w:p>
+      <w:pPr>
+        <w:rPr>
+          <w:rFonts w:hint="default"/>
+          <w:lang w:val="en-US" w:eastAsia="zh-CN"/>
+        </w:rPr>
+      </w:pPr>
+      <w:r>
+        <w:rPr>
+          <w:rFonts w:hint="default"/>
+          <w:lang w:val="en-US" w:eastAsia="zh-CN"/>
+        </w:rPr>
+        <w:t>• 带 diagnosisId</w:t>
+      </w:r>
+    </w:p>
+    <w:p>
+      <w:pPr>
+        <w:rPr>
+          <w:rFonts w:hint="default"/>
+          <w:lang w:val="en-US" w:eastAsia="zh-CN"/>
+        </w:rPr>
+      </w:pPr>
+      <w:r>
+        <w:rPr>
+          <w:rFonts w:hint="default"/>
+          <w:lang w:val="en-US" w:eastAsia="zh-CN"/>
+        </w:rPr>
+        <w:t>• 后端先 findById(diagnosisId) 命中这条会话记录</w:t>
+      </w:r>
+    </w:p>
+    <w:p>
+      <w:pPr>
+        <w:rPr>
+          <w:rFonts w:hint="default"/>
+          <w:lang w:val="en-US" w:eastAsia="zh-CN"/>
+        </w:rPr>
+      </w:pPr>
+      <w:r>
+        <w:rPr>
+          <w:rFonts w:hint="default"/>
+          <w:lang w:val="en-US" w:eastAsia="zh-CN"/>
+        </w:rPr>
+        <w:t>• 更新 wang_* 字段</w:t>
+      </w:r>
+    </w:p>
+    <w:p>
+      <w:pPr>
+        <w:rPr>
+          <w:rFonts w:hint="default"/>
+          <w:lang w:val="en-US" w:eastAsia="zh-CN"/>
+        </w:rPr>
+      </w:pPr>
+      <w:r>
+        <w:rPr>
+          <w:rFonts w:hint="default"/>
+          <w:lang w:val="en-US" w:eastAsia="zh-CN"/>
+        </w:rPr>
+        <w:t>5. 闻诊提交 Wen.vue -&gt; /api/wen/analyze</w:t>
+      </w:r>
+    </w:p>
+    <w:p>
+      <w:pPr>
+        <w:rPr>
+          <w:rFonts w:hint="default"/>
+          <w:lang w:val="en-US" w:eastAsia="zh-CN"/>
+        </w:rPr>
+      </w:pPr>
+      <w:r>
+        <w:rPr>
+          <w:rFonts w:hint="default"/>
+          <w:lang w:val="en-US" w:eastAsia="zh-CN"/>
+        </w:rPr>
+        <w:t>• 带 diagnosis_id</w:t>
+      </w:r>
+    </w:p>
+    <w:p>
+      <w:pPr>
+        <w:rPr>
+          <w:rFonts w:hint="default"/>
+          <w:lang w:val="en-US" w:eastAsia="zh-CN"/>
+        </w:rPr>
+      </w:pPr>
+      <w:r>
+        <w:rPr>
+          <w:rFonts w:hint="default"/>
+          <w:lang w:val="en-US" w:eastAsia="zh-CN"/>
+        </w:rPr>
+        <w:t>• 后端 findById 后更新 wen_audio_*</w:t>
+      </w:r>
+    </w:p>
+    <w:p>
+      <w:pPr>
+        <w:rPr>
+          <w:rFonts w:hint="default"/>
+          <w:lang w:val="en-US" w:eastAsia="zh-CN"/>
+        </w:rPr>
+      </w:pPr>
+      <w:r>
+        <w:rPr>
+          <w:rFonts w:hint="default"/>
+          <w:lang w:val="en-US" w:eastAsia="zh-CN"/>
+        </w:rPr>
+        <w:t>6. 问卷提交 Wenjuan.vue -&gt; /api/tcm/submit</w:t>
+      </w:r>
+    </w:p>
+    <w:p>
+      <w:pPr>
+        <w:rPr>
+          <w:rFonts w:hint="default"/>
+          <w:lang w:val="en-US" w:eastAsia="zh-CN"/>
+        </w:rPr>
+      </w:pPr>
+      <w:r>
+        <w:rPr>
+          <w:rFonts w:hint="default"/>
+          <w:lang w:val="en-US" w:eastAsia="zh-CN"/>
+        </w:rPr>
+        <w:t>• body 带 diagnosisId</w:t>
+      </w:r>
+    </w:p>
+    <w:p>
+      <w:pPr>
+        <w:rPr>
+          <w:rFonts w:hint="default"/>
+          <w:lang w:val="en-US" w:eastAsia="zh-CN"/>
+        </w:rPr>
+      </w:pPr>
+      <w:r>
+        <w:rPr>
+          <w:rFonts w:hint="default"/>
+          <w:lang w:val="en-US" w:eastAsia="zh-CN"/>
+        </w:rPr>
+        <w:t>• 后端 QuestionServiceImpl 优先 findById 更新 wen_*</w:t>
+      </w:r>
+    </w:p>
+    <w:p>
+      <w:pPr>
+        <w:rPr>
+          <w:rFonts w:hint="default"/>
+          <w:lang w:val="en-US" w:eastAsia="zh-CN"/>
+        </w:rPr>
+      </w:pPr>
+      <w:r>
+        <w:rPr>
+          <w:rFonts w:hint="default"/>
+          <w:lang w:val="en-US" w:eastAsia="zh-CN"/>
+        </w:rPr>
+        <w:t>7. 切诊提交 Qie.vue -&gt; /api/detect/qie/save</w:t>
+      </w:r>
+    </w:p>
+    <w:p>
+      <w:pPr>
+        <w:rPr>
+          <w:rFonts w:hint="default"/>
+          <w:lang w:val="en-US" w:eastAsia="zh-CN"/>
+        </w:rPr>
+      </w:pPr>
+      <w:r>
+        <w:rPr>
+          <w:rFonts w:hint="default"/>
+          <w:lang w:val="en-US" w:eastAsia="zh-CN"/>
+        </w:rPr>
+        <w:t>• body 带 diagnosisId</w:t>
+      </w:r>
+    </w:p>
+    <w:p>
+      <w:pPr>
+        <w:rPr>
+          <w:rFonts w:hint="default"/>
+          <w:lang w:val="en-US" w:eastAsia="zh-CN"/>
+        </w:rPr>
+      </w:pPr>
+      <w:r>
+        <w:rPr>
+          <w:rFonts w:hint="default"/>
+          <w:lang w:val="en-US" w:eastAsia="zh-CN"/>
+        </w:rPr>
+        <w:t>• 后端 QieServiceImpl 优先 findById 更新 qie_*</w:t>
+      </w:r>
+    </w:p>
+    <w:p>
+      <w:pPr>
+        <w:rPr>
+          <w:rFonts w:hint="default"/>
+          <w:lang w:val="en-US" w:eastAsia="zh-CN"/>
+        </w:rPr>
+      </w:pPr>
+      <w:r>
+        <w:rPr>
+          <w:rFonts w:hint="default"/>
+          <w:lang w:val="en-US" w:eastAsia="zh-CN"/>
+        </w:rPr>
+        <w:t>8. 生成报告 Report.vue</w:t>
+      </w:r>
+    </w:p>
+    <w:p>
+      <w:pPr>
+        <w:rPr>
+          <w:rFonts w:hint="default"/>
+          <w:lang w:val="en-US" w:eastAsia="zh-CN"/>
+        </w:rPr>
+      </w:pPr>
+      <w:r>
+        <w:rPr>
+          <w:rFonts w:hint="default"/>
+          <w:lang w:val="en-US" w:eastAsia="zh-CN"/>
+        </w:rPr>
+        <w:t>• GET /api/report/get-diagnosis?patientId&amp;caseId</w:t>
+      </w:r>
+    </w:p>
+    <w:p>
+      <w:pPr>
+        <w:rPr>
+          <w:rFonts w:hint="default"/>
+          <w:lang w:val="en-US" w:eastAsia="zh-CN"/>
+        </w:rPr>
+      </w:pPr>
+      <w:r>
+        <w:rPr>
+          <w:rFonts w:hint="default"/>
+          <w:lang w:val="en-US" w:eastAsia="zh-CN"/>
+        </w:rPr>
+        <w:t>• POST /api/report/generate/stream body 也带 caseId</w:t>
+      </w:r>
+    </w:p>
+    <w:p>
+      <w:pPr>
+        <w:rPr>
+          <w:rFonts w:hint="default"/>
+          <w:lang w:val="en-US" w:eastAsia="zh-CN"/>
+        </w:rPr>
+      </w:pPr>
+      <w:r>
+        <w:rPr>
+          <w:rFonts w:hint="default"/>
+          <w:lang w:val="en-US" w:eastAsia="zh-CN"/>
+        </w:rPr>
+        <w:t>• 后端 ReportController.resolveDiagnosisRecord(patientId, caseId)：</w:t>
+      </w:r>
+    </w:p>
+    <w:p>
+      <w:pPr>
+        <w:rPr>
+          <w:rFonts w:hint="default"/>
+          <w:lang w:val="en-US" w:eastAsia="zh-CN"/>
+        </w:rPr>
+      </w:pPr>
+      <w:r>
+        <w:rPr>
+          <w:rFonts w:hint="default"/>
+          <w:lang w:val="en-US" w:eastAsia="zh-CN"/>
+        </w:rPr>
+        <w:t>• 有 caseId -&gt; findById(caseId)</w:t>
+      </w:r>
+    </w:p>
+    <w:p>
+      <w:pPr>
+        <w:rPr>
+          <w:rFonts w:hint="default"/>
+          <w:lang w:val="en-US" w:eastAsia="zh-CN"/>
+        </w:rPr>
+      </w:pPr>
+      <w:r>
+        <w:rPr>
+          <w:rFonts w:hint="default"/>
+          <w:lang w:val="en-US" w:eastAsia="zh-CN"/>
+        </w:rPr>
+        <w:t>• 没有才回退 findTodayRecord(patientId)</w:t>
       </w:r>
       <w:bookmarkStart w:id="0" w:name="_GoBack"/>
       <w:bookmarkEnd w:id="0"/>
